--- a/PAPER/Research_Paper.docx
+++ b/PAPER/Research_Paper.docx
@@ -1675,6 +1675,9 @@
         <w:pStyle w:val="Heading1"/>
       </w:pPr>
       <w:r>
+        <w:rPr>
+          <w:noProof/>
+        </w:rPr>
         <w:lastRenderedPageBreak/>
         <w:drawing>
           <wp:anchor distT="0" distB="0" distL="114300" distR="114300" simplePos="0" relativeHeight="251659264" behindDoc="0" locked="0" layoutInCell="1" allowOverlap="1">
@@ -1748,6 +1751,9 @@
         <w:pStyle w:val="Heading2"/>
       </w:pPr>
       <w:r>
+        <w:rPr>
+          <w:noProof/>
+        </w:rPr>
         <w:drawing>
           <wp:inline distT="0" distB="0" distL="0" distR="0" wp14:anchorId="062C8DA8" wp14:editId="49F3359A">
             <wp:extent cx="3244080" cy="1636597"/>
@@ -3206,6 +3212,7 @@
               <w:rPr>
                 <w:rStyle w:val="Strong"/>
               </w:rPr>
+              <w:lastRenderedPageBreak/>
               <w:t>On the Benefit of Combining Car Rental and Car Sharing (Source 4)</w:t>
             </w:r>
           </w:p>
@@ -3413,7 +3420,7 @@
     <w:p>
       <w:r>
         <w:pict>
-          <v:rect id="_x0000_i1091" style="width:0;height:1.5pt" o:hralign="center" o:hrstd="t" o:hr="t" fillcolor="#a0a0a0" stroked="f"/>
+          <v:rect id="_x0000_i1026" style="width:0;height:1.5pt" o:hralign="center" o:hrstd="t" o:hr="t" fillcolor="#a0a0a0" stroked="f"/>
         </w:pict>
       </w:r>
     </w:p>
@@ -3897,10 +3904,7 @@
       </w:r>
       <w:proofErr w:type="gramStart"/>
       <w:r>
-        <w:t>.</w:t>
-      </w:r>
-      <w:r>
-        <w:t>System</w:t>
+        <w:t>.System</w:t>
       </w:r>
       <w:proofErr w:type="gramEnd"/>
       <w:r>
@@ -3909,18 +3913,141 @@
     </w:p>
     <w:p>
       <w:pPr>
+        <w:spacing w:before="100" w:beforeAutospacing="1" w:after="100" w:afterAutospacing="1" w:line="240" w:lineRule="auto"/>
+        <w:rPr>
+          <w:rFonts w:ascii="Times New Roman" w:eastAsia="Times New Roman" w:hAnsi="Times New Roman" w:cs="Times New Roman"/>
+          <w:sz w:val="24"/>
+          <w:szCs w:val="24"/>
+        </w:rPr>
+      </w:pPr>
+      <w:r>
+        <w:rPr>
+          <w:rFonts w:ascii="Times New Roman" w:eastAsia="Times New Roman" w:hAnsi="Times New Roman" w:cs="Times New Roman"/>
+          <w:sz w:val="24"/>
+          <w:szCs w:val="24"/>
+        </w:rPr>
+        <w:t>LUXEWAY will utilize a modern technology stack consisting of React.js for the web frontend and Node.js with Express.js for the backend to develop a scalable, responsive, and user-friendly vehicle rental platform.</w:t>
+      </w:r>
+    </w:p>
+    <w:p>
+      <w:pPr>
+        <w:spacing w:before="100" w:beforeAutospacing="1" w:after="100" w:afterAutospacing="1" w:line="240" w:lineRule="auto"/>
+        <w:rPr>
+          <w:rFonts w:ascii="Times New Roman" w:eastAsia="Times New Roman" w:hAnsi="Times New Roman" w:cs="Times New Roman"/>
+          <w:sz w:val="24"/>
+          <w:szCs w:val="24"/>
+        </w:rPr>
+      </w:pPr>
+      <w:r>
+        <w:rPr>
+          <w:rFonts w:ascii="Times New Roman" w:eastAsia="Times New Roman" w:hAnsi="Times New Roman" w:cs="Times New Roman"/>
+          <w:sz w:val="24"/>
+          <w:szCs w:val="24"/>
+        </w:rPr>
+        <w:t xml:space="preserve">The system uses SQL Server for centralized data storage and management, supporting core functionalities such as user management, vehicle booking, payment processing, and transaction history tracking. JWT Authentication </w:t>
+      </w:r>
+      <w:proofErr w:type="gramStart"/>
+      <w:r>
+        <w:rPr>
+          <w:rFonts w:ascii="Times New Roman" w:eastAsia="Times New Roman" w:hAnsi="Times New Roman" w:cs="Times New Roman"/>
+          <w:sz w:val="24"/>
+          <w:szCs w:val="24"/>
+        </w:rPr>
+        <w:t>will also be integrated</w:t>
+      </w:r>
+      <w:proofErr w:type="gramEnd"/>
+      <w:r>
+        <w:rPr>
+          <w:rFonts w:ascii="Times New Roman" w:eastAsia="Times New Roman" w:hAnsi="Times New Roman" w:cs="Times New Roman"/>
+          <w:sz w:val="24"/>
+          <w:szCs w:val="24"/>
+        </w:rPr>
+        <w:t xml:space="preserve"> to enhance security and provide secure session management for users.</w:t>
+      </w:r>
+      <w:bookmarkStart w:id="0" w:name="_GoBack"/>
+      <w:bookmarkEnd w:id="0"/>
+    </w:p>
+    <w:p>
+      <w:pPr>
+        <w:spacing w:before="100" w:beforeAutospacing="1" w:after="100" w:afterAutospacing="1" w:line="240" w:lineRule="auto"/>
+        <w:rPr>
+          <w:rFonts w:ascii="Times New Roman" w:eastAsia="Times New Roman" w:hAnsi="Times New Roman" w:cs="Times New Roman"/>
+          <w:sz w:val="24"/>
+          <w:szCs w:val="24"/>
+        </w:rPr>
+      </w:pPr>
+      <w:r>
+        <w:rPr>
+          <w:rFonts w:ascii="Times New Roman" w:eastAsia="Times New Roman" w:hAnsi="Times New Roman" w:cs="Times New Roman"/>
+          <w:sz w:val="24"/>
+          <w:szCs w:val="24"/>
+        </w:rPr>
+        <w:lastRenderedPageBreak/>
+        <w:t>In addition, the platform will adopt a RESTful API architecture to facilitate communication between the frontend and backend systems, making development, maintenance, and future scalability more efficient. This architecture enables LUXEWAY to maintain stable performance, support collaborative team development, and align with the requirements of a modern e-commerce platform.</w:t>
+      </w:r>
+    </w:p>
+    <w:p>
+      <w:pPr>
+        <w:pStyle w:val="Heading2"/>
+      </w:pPr>
+      <w:r>
+        <w:t>7.2</w:t>
+      </w:r>
+      <w:proofErr w:type="gramStart"/>
+      <w:r>
+        <w:t>.Strategic</w:t>
+      </w:r>
+      <w:proofErr w:type="gramEnd"/>
+      <w:r>
+        <w:t xml:space="preserve"> Business Model</w:t>
+      </w:r>
+    </w:p>
+    <w:p>
+      <w:pPr>
         <w:pStyle w:val="NormalWeb"/>
       </w:pPr>
       <w:r>
-        <w:t xml:space="preserve">LUXEWAY will utilize a modern technology stack consisting of </w:t>
+        <w:t>The platform will implement a strategic synergy between traditional Car Rental (CR) for long-term trips and short-term Car Sharing (CS) services charged on an hourly basis.</w:t>
+      </w:r>
+    </w:p>
+    <w:p>
+      <w:pPr>
+        <w:pStyle w:val="NormalWeb"/>
+      </w:pPr>
+      <w:r>
+        <w:t>This combined model allows private vehicle owners to maximize vehicle utilization by filling idle time slots, thereby increasing potential revenue by approximately 23% to 120% compared to traditional single-purpose rental models.</w:t>
+      </w:r>
+    </w:p>
+    <w:p>
+      <w:pPr>
+        <w:pStyle w:val="NormalWeb"/>
+      </w:pPr>
+      <w:r>
+        <w:t>The integration of CR and CS also improves asset efficiency and provides flexible rental options for customers with different transportation needs.</w:t>
+      </w:r>
+    </w:p>
+    <w:p>
+      <w:pPr>
+        <w:pStyle w:val="Heading2"/>
+      </w:pPr>
+      <w:r>
+        <w:t>7.3</w:t>
       </w:r>
       <w:proofErr w:type="gramStart"/>
       <w:r>
-        <w:t>React.js and Flutter for frontend development to ensure smooth</w:t>
+        <w:t>.Security</w:t>
       </w:r>
       <w:proofErr w:type="gramEnd"/>
       <w:r>
-        <w:t xml:space="preserve"> and responsive user experiences across both web and mobile platforms.</w:t>
+        <w:t xml:space="preserve"> and Trust Mechanisms</w:t>
+      </w:r>
+    </w:p>
+    <w:p>
+      <w:pPr>
+        <w:pStyle w:val="Heading3"/>
+      </w:pPr>
+      <w:r>
+        <w:t>Smart Contracts</w:t>
       </w:r>
     </w:p>
     <w:p>
@@ -3928,31 +4055,63 @@
         <w:pStyle w:val="NormalWeb"/>
       </w:pPr>
       <w:r>
-        <w:t xml:space="preserve">The backend infrastructure will combine Node.js and Firebase for fast off-chain data storage and processing, while </w:t>
+        <w:t xml:space="preserve">Smart Contracts will automate deposit holding and payment execution once rental conditions </w:t>
+      </w:r>
+      <w:proofErr w:type="gramStart"/>
+      <w:r>
+        <w:t>are fulfilled</w:t>
+      </w:r>
+      <w:proofErr w:type="gramEnd"/>
+      <w:r>
+        <w:t>. The contracts will also include automatic penalty mechanisms if vehicle owners fail to deliver vehicles or if renters violate return conditions such as late returns or excessive mileage.</w:t>
+      </w:r>
+    </w:p>
+    <w:p>
+      <w:pPr>
+        <w:pStyle w:val="NormalWeb"/>
+      </w:pPr>
+      <w:r>
+        <w:t>This automation minimizes human intervention and improves transparency within the P2P ecosystem.</w:t>
+      </w:r>
+    </w:p>
+    <w:p>
+      <w:pPr>
+        <w:pStyle w:val="Heading3"/>
+      </w:pPr>
+      <w:r>
+        <w:t>ECIES Encryption</w:t>
+      </w:r>
+    </w:p>
+    <w:p>
+      <w:pPr>
+        <w:pStyle w:val="NormalWeb"/>
+      </w:pPr>
+      <w:r>
+        <w:t>Sensitive information such as vehicle license plates, precise vehicle locations, and contact information will be encrypted off-chain using the Elliptic Curve Integrated Encryption Scheme (ECIES).</w:t>
+      </w:r>
+    </w:p>
+    <w:p>
+      <w:pPr>
+        <w:pStyle w:val="NormalWeb"/>
+      </w:pPr>
+      <w:r>
+        <w:t xml:space="preserve">This approach ensures that only verified renters who have completed successful payments can decrypt and access sensitive rental information, thereby protecting user privacy and reducing data exposure risks on public </w:t>
       </w:r>
       <w:proofErr w:type="spellStart"/>
       <w:r>
-        <w:t>Blockchain</w:t>
+        <w:t>blockchain</w:t>
       </w:r>
       <w:proofErr w:type="spellEnd"/>
       <w:r>
-        <w:t xml:space="preserve"> networks such as </w:t>
-      </w:r>
-      <w:proofErr w:type="spellStart"/>
-      <w:r>
-        <w:t>Ethereum</w:t>
-      </w:r>
-      <w:proofErr w:type="spellEnd"/>
-      <w:r>
-        <w:t xml:space="preserve"> or BNB Chain </w:t>
-      </w:r>
-      <w:proofErr w:type="gramStart"/>
-      <w:r>
-        <w:t>will be integrated</w:t>
-      </w:r>
-      <w:proofErr w:type="gramEnd"/>
-      <w:r>
-        <w:t xml:space="preserve"> for executing critical financial transactions through Smart Contracts on-chain.</w:t>
+        <w:t xml:space="preserve"> networks.</w:t>
+      </w:r>
+    </w:p>
+    <w:p>
+      <w:pPr>
+        <w:pStyle w:val="Heading3"/>
+      </w:pPr>
+      <w:r>
+        <w:t>Algorithm-Based Reputation System</w:t>
       </w:r>
     </w:p>
     <w:p>
@@ -3960,157 +4119,15 @@
         <w:pStyle w:val="NormalWeb"/>
       </w:pPr>
       <w:r>
+        <w:t>Instead of relying solely on subjective customer reviews, LUXEWAY will integrate telematics data collected directly from vehicles to evaluate driver reputation objectively.</w:t>
+      </w:r>
+    </w:p>
+    <w:p>
+      <w:pPr>
+        <w:pStyle w:val="NormalWeb"/>
+      </w:pPr>
+      <w:r>
         <w:lastRenderedPageBreak/>
-        <w:t>This hybrid architecture enables the platform to achieve high scalability, lower operational costs, and enhanced transaction security while maintaining efficient real-time performance.</w:t>
-      </w:r>
-    </w:p>
-    <w:p>
-      <w:pPr>
-        <w:pStyle w:val="Heading2"/>
-      </w:pPr>
-      <w:r>
-        <w:t>7.2</w:t>
-      </w:r>
-      <w:proofErr w:type="gramStart"/>
-      <w:r>
-        <w:t>.</w:t>
-      </w:r>
-      <w:r>
-        <w:t>Strategic</w:t>
-      </w:r>
-      <w:proofErr w:type="gramEnd"/>
-      <w:r>
-        <w:t xml:space="preserve"> Business Model</w:t>
-      </w:r>
-    </w:p>
-    <w:p>
-      <w:pPr>
-        <w:pStyle w:val="NormalWeb"/>
-      </w:pPr>
-      <w:r>
-        <w:t>The platform will implement a strategic synergy between traditional Car Rental (CR) for long-term trips and short-term Car Sharing (CS) services charged on an hourly basis.</w:t>
-      </w:r>
-    </w:p>
-    <w:p>
-      <w:pPr>
-        <w:pStyle w:val="NormalWeb"/>
-      </w:pPr>
-      <w:r>
-        <w:t>This combined model allows private vehicle owners to maximize vehicle utilization by filling idle time slots, thereby increasing potential revenue by approximately 23% to 120% compared to traditional single-purpose rental models.</w:t>
-      </w:r>
-    </w:p>
-    <w:p>
-      <w:pPr>
-        <w:pStyle w:val="NormalWeb"/>
-      </w:pPr>
-      <w:r>
-        <w:t>The integration of CR and CS also improves asset efficiency and provides flexible rental options for customers with different transportation needs.</w:t>
-      </w:r>
-    </w:p>
-    <w:p>
-      <w:pPr>
-        <w:pStyle w:val="Heading2"/>
-      </w:pPr>
-      <w:r>
-        <w:t>7.3</w:t>
-      </w:r>
-      <w:proofErr w:type="gramStart"/>
-      <w:r>
-        <w:t>.</w:t>
-      </w:r>
-      <w:r>
-        <w:t>Security</w:t>
-      </w:r>
-      <w:proofErr w:type="gramEnd"/>
-      <w:r>
-        <w:t xml:space="preserve"> and Trust Mechanisms</w:t>
-      </w:r>
-    </w:p>
-    <w:p>
-      <w:pPr>
-        <w:pStyle w:val="Heading3"/>
-      </w:pPr>
-      <w:r>
-        <w:t>Smart Contracts</w:t>
-      </w:r>
-    </w:p>
-    <w:p>
-      <w:pPr>
-        <w:pStyle w:val="NormalWeb"/>
-      </w:pPr>
-      <w:r>
-        <w:t xml:space="preserve">Smart Contracts will automate deposit holding and payment execution once rental conditions </w:t>
-      </w:r>
-      <w:proofErr w:type="gramStart"/>
-      <w:r>
-        <w:t>are fulfilled</w:t>
-      </w:r>
-      <w:proofErr w:type="gramEnd"/>
-      <w:r>
-        <w:t>. The contracts will also include automatic penalty mechanisms if vehicle owners fail to deliver vehicles or if renters violate return conditions such as late returns or excessive mileage.</w:t>
-      </w:r>
-    </w:p>
-    <w:p>
-      <w:pPr>
-        <w:pStyle w:val="NormalWeb"/>
-      </w:pPr>
-      <w:r>
-        <w:t>This automation minimizes human intervention and improves transparency within the P2P ecosystem.</w:t>
-      </w:r>
-    </w:p>
-    <w:p>
-      <w:pPr>
-        <w:pStyle w:val="Heading3"/>
-      </w:pPr>
-      <w:r>
-        <w:t>ECIES Encryption</w:t>
-      </w:r>
-    </w:p>
-    <w:p>
-      <w:pPr>
-        <w:pStyle w:val="NormalWeb"/>
-      </w:pPr>
-      <w:r>
-        <w:t>Sensitive information such as vehicle license plates, precise vehicle locations, and contact information will be encrypted off-chain using the Elliptic Curve Integrated Encryption Scheme (ECIES).</w:t>
-      </w:r>
-    </w:p>
-    <w:p>
-      <w:pPr>
-        <w:pStyle w:val="NormalWeb"/>
-      </w:pPr>
-      <w:r>
-        <w:t xml:space="preserve">This approach ensures that only verified renters who have completed successful payments can decrypt and access sensitive rental information, thereby protecting user privacy and reducing data exposure risks on public </w:t>
-      </w:r>
-      <w:proofErr w:type="spellStart"/>
-      <w:r>
-        <w:t>blockchain</w:t>
-      </w:r>
-      <w:proofErr w:type="spellEnd"/>
-      <w:r>
-        <w:t xml:space="preserve"> networks.</w:t>
-      </w:r>
-    </w:p>
-    <w:p>
-      <w:pPr>
-        <w:pStyle w:val="Heading3"/>
-      </w:pPr>
-      <w:r>
-        <w:t>Algorithm-Based Reputation System</w:t>
-      </w:r>
-    </w:p>
-    <w:p>
-      <w:pPr>
-        <w:pStyle w:val="NormalWeb"/>
-      </w:pPr>
-      <w:r>
-        <w:t>Instead of relying solely on subjective customer reviews, LUXEWAY will integrate telematics data collected directly from vehicles to evaluate driver reputation objectively.</w:t>
-      </w:r>
-    </w:p>
-    <w:p>
-      <w:pPr>
-        <w:pStyle w:val="NormalWeb"/>
-      </w:pPr>
-      <w:r>
         <w:t>The system will analyze driving behaviors such as speed, braking patterns, travel distance, and route compliance to generate reliable trust scores. This mechanism helps eliminate fake reviews and biased ratings while establishing stronger trust between vehicle owners and renters within the P2P sharing economy.</w:t>
       </w:r>
     </w:p>
@@ -4119,7 +4136,6 @@
         <w:pStyle w:val="Heading1"/>
       </w:pPr>
       <w:r>
-        <w:lastRenderedPageBreak/>
         <w:t>8. Conclusion</w:t>
       </w:r>
     </w:p>
@@ -4478,7 +4494,7 @@
           <w:rFonts w:ascii="Times New Roman" w:eastAsiaTheme="minorEastAsia" w:hAnsi="Times New Roman" w:cs="Times New Roman"/>
         </w:rPr>
       </w:pPr>
-      <w:hyperlink r:id="rId17" w:history="1">
+      <w:hyperlink r:id="rId17" w:anchor="TOC" w:history="1">
         <w:r>
           <w:rPr>
             <w:rStyle w:val="Hyperlink"/>
@@ -4543,8 +4559,6 @@
         </w:rPr>
         <w:t>: Design Case Study for Algorithm-Based Reputation Systems,” Computer Supported Cooperative Work (CSCW), 2024.</w:t>
       </w:r>
-      <w:bookmarkStart w:id="0" w:name="_GoBack"/>
-      <w:bookmarkEnd w:id="0"/>
     </w:p>
     <w:p>
       <w:pPr>
